--- a/РБД - экз/prac1/Kuznetsov L.A. Prac1.docx
+++ b/РБД - экз/prac1/Kuznetsov L.A. Prac1.docx
@@ -168,18 +168,7 @@
                 <w:lang w:eastAsia="zh-CN" w:bidi="hi-IN"/>
               </w:rPr>
               <w:br/>
-              <w:t xml:space="preserve">высшего </w:t>
-            </w:r>
-            <w:proofErr w:type="gramStart"/>
-            <w:r>
-              <w:rPr>
-                <w:rFonts w:ascii="Liberation Serif" w:eastAsia="Droid Sans Fallback" w:hAnsi="Liberation Serif" w:cs="FreeSans"/>
-                <w:kern w:val="2"/>
-                <w:sz w:val="24"/>
-                <w:szCs w:val="24"/>
-                <w:lang w:eastAsia="zh-CN" w:bidi="hi-IN"/>
-              </w:rPr>
-              <w:t>образования</w:t>
+              <w:t>высшего образования</w:t>
             </w:r>
             <w:r>
               <w:rPr>
@@ -202,21 +191,7 @@
                 <w:szCs w:val="24"/>
                 <w:lang w:eastAsia="zh-CN" w:bidi="hi-IN"/>
               </w:rPr>
-              <w:t>«</w:t>
-            </w:r>
-            <w:proofErr w:type="gramEnd"/>
-            <w:r>
-              <w:rPr>
-                <w:rFonts w:ascii="Times New Roman CYR" w:eastAsia="Droid Sans Fallback" w:hAnsi="Times New Roman CYR" w:cs="Times New Roman CYR"/>
-                <w:b/>
-                <w:bCs/>
-                <w:snapToGrid w:val="0"/>
-                <w:kern w:val="2"/>
-                <w:sz w:val="24"/>
-                <w:szCs w:val="24"/>
-                <w:lang w:eastAsia="zh-CN" w:bidi="hi-IN"/>
-              </w:rPr>
-              <w:t xml:space="preserve">МИРЭА </w:t>
+              <w:t xml:space="preserve">«МИРЭА </w:t>
             </w:r>
             <w:r>
               <w:rPr>
@@ -454,9 +429,11 @@
           <w:kern w:val="2"/>
           <w:sz w:val="24"/>
           <w:szCs w:val="24"/>
-          <w:lang w:eastAsia="zh-CN" w:bidi="hi-IN"/>
-        </w:rPr>
-      </w:pPr>
+          <w:lang w:val="en-US" w:eastAsia="zh-CN" w:bidi="hi-IN"/>
+        </w:rPr>
+      </w:pPr>
+      <w:bookmarkStart w:id="1" w:name="_GoBack"/>
+      <w:bookmarkEnd w:id="1"/>
     </w:p>
     <w:p>
       <w:pPr>
@@ -514,7 +491,6 @@
           <w:lang w:eastAsia="zh-CN" w:bidi="hi-IN"/>
         </w:rPr>
       </w:pPr>
-      <w:proofErr w:type="gramStart"/>
       <w:r>
         <w:rPr>
           <w:rFonts w:eastAsia="Droid Sans Fallback" w:cs="Times New Roman"/>
@@ -522,9 +498,8 @@
           <w:szCs w:val="28"/>
           <w:lang w:eastAsia="zh-CN" w:bidi="hi-IN"/>
         </w:rPr>
-        <w:t>по</w:t>
-      </w:r>
-      <w:proofErr w:type="gramEnd"/>
+        <w:t>по дисциплине «</w:t>
+      </w:r>
       <w:r>
         <w:rPr>
           <w:rFonts w:eastAsia="Droid Sans Fallback" w:cs="Times New Roman"/>
@@ -532,7 +507,16 @@
           <w:szCs w:val="28"/>
           <w:lang w:eastAsia="zh-CN" w:bidi="hi-IN"/>
         </w:rPr>
-        <w:t xml:space="preserve"> дисциплине «Проектирование </w:t>
+        <w:t>Разработка</w:t>
+      </w:r>
+      <w:r>
+        <w:rPr>
+          <w:rFonts w:eastAsia="Droid Sans Fallback" w:cs="Times New Roman"/>
+          <w:kern w:val="2"/>
+          <w:szCs w:val="28"/>
+          <w:lang w:eastAsia="zh-CN" w:bidi="hi-IN"/>
+        </w:rPr>
+        <w:t xml:space="preserve"> </w:t>
       </w:r>
       <w:r>
         <w:rPr>
@@ -824,29 +808,7 @@
                 <w:szCs w:val="18"/>
                 <w:lang w:eastAsia="zh-CN" w:bidi="hi-IN"/>
               </w:rPr>
-              <w:t>(</w:t>
-            </w:r>
-            <w:proofErr w:type="gramStart"/>
-            <w:r>
-              <w:rPr>
-                <w:rFonts w:ascii="Liberation Serif" w:eastAsia="Droid Sans Fallback" w:hAnsi="Liberation Serif"/>
-                <w:kern w:val="2"/>
-                <w:sz w:val="18"/>
-                <w:szCs w:val="18"/>
-                <w:lang w:eastAsia="zh-CN" w:bidi="hi-IN"/>
-              </w:rPr>
-              <w:t>подпись</w:t>
-            </w:r>
-            <w:proofErr w:type="gramEnd"/>
-            <w:r>
-              <w:rPr>
-                <w:rFonts w:ascii="Liberation Serif" w:eastAsia="Droid Sans Fallback" w:hAnsi="Liberation Serif"/>
-                <w:kern w:val="2"/>
-                <w:sz w:val="18"/>
-                <w:szCs w:val="18"/>
-                <w:lang w:eastAsia="zh-CN" w:bidi="hi-IN"/>
-              </w:rPr>
-              <w:t>)</w:t>
+              <w:t>(подпись)</w:t>
             </w:r>
           </w:p>
           <w:p>
@@ -940,7 +902,6 @@
                 <w:lang w:eastAsia="zh-CN" w:bidi="hi-IN"/>
               </w:rPr>
             </w:pPr>
-            <w:proofErr w:type="spellStart"/>
             <w:r>
               <w:rPr>
                 <w:rFonts w:ascii="Liberation Serif" w:eastAsia="Droid Sans Fallback" w:hAnsi="Liberation Serif"/>
@@ -951,20 +912,7 @@
                 <w:szCs w:val="24"/>
                 <w:lang w:eastAsia="zh-CN" w:bidi="hi-IN"/>
               </w:rPr>
-              <w:t>Брайловский</w:t>
-            </w:r>
-            <w:proofErr w:type="spellEnd"/>
-            <w:r>
-              <w:rPr>
-                <w:rFonts w:ascii="Liberation Serif" w:eastAsia="Droid Sans Fallback" w:hAnsi="Liberation Serif"/>
-                <w:i/>
-                <w:iCs/>
-                <w:kern w:val="2"/>
-                <w:sz w:val="24"/>
-                <w:szCs w:val="24"/>
-                <w:lang w:eastAsia="zh-CN" w:bidi="hi-IN"/>
-              </w:rPr>
-              <w:t xml:space="preserve"> А.В</w:t>
+              <w:t>Брайловский А.В</w:t>
             </w:r>
             <w:r>
               <w:rPr>
@@ -1062,29 +1010,7 @@
                 <w:szCs w:val="18"/>
                 <w:lang w:eastAsia="zh-CN" w:bidi="hi-IN"/>
               </w:rPr>
-              <w:t>(</w:t>
-            </w:r>
-            <w:proofErr w:type="gramStart"/>
-            <w:r>
-              <w:rPr>
-                <w:rFonts w:ascii="Liberation Serif" w:eastAsia="Droid Sans Fallback" w:hAnsi="Liberation Serif"/>
-                <w:kern w:val="2"/>
-                <w:sz w:val="18"/>
-                <w:szCs w:val="18"/>
-                <w:lang w:eastAsia="zh-CN" w:bidi="hi-IN"/>
-              </w:rPr>
-              <w:t>подпись</w:t>
-            </w:r>
-            <w:proofErr w:type="gramEnd"/>
-            <w:r>
-              <w:rPr>
-                <w:rFonts w:ascii="Liberation Serif" w:eastAsia="Droid Sans Fallback" w:hAnsi="Liberation Serif"/>
-                <w:kern w:val="2"/>
-                <w:sz w:val="18"/>
-                <w:szCs w:val="18"/>
-                <w:lang w:eastAsia="zh-CN" w:bidi="hi-IN"/>
-              </w:rPr>
-              <w:t>)</w:t>
+              <w:t>(подпись)</w:t>
             </w:r>
           </w:p>
           <w:p>
@@ -1366,12 +1292,12 @@
         <w:pStyle w:val="1"/>
         <w:ind w:firstLine="0"/>
       </w:pPr>
-      <w:bookmarkStart w:id="1" w:name="_Toc191280488"/>
+      <w:bookmarkStart w:id="2" w:name="_Toc191280488"/>
       <w:r>
         <w:lastRenderedPageBreak/>
         <w:t>СОДЕРЖАНИЕ</w:t>
       </w:r>
-      <w:bookmarkEnd w:id="1"/>
+      <w:bookmarkEnd w:id="2"/>
     </w:p>
     <w:p>
       <w:pPr>
@@ -1403,11 +1329,6 @@
         <w:rPr>
           <w:caps/>
         </w:rPr>
-      </w:r>
-      <w:r>
-        <w:rPr>
-          <w:caps/>
-        </w:rPr>
         <w:fldChar w:fldCharType="separate"/>
       </w:r>
       <w:r>
@@ -1466,11 +1387,6 @@
         <w:rPr>
           <w:caps/>
         </w:rPr>
-      </w:r>
-      <w:r>
-        <w:rPr>
-          <w:caps/>
-        </w:rPr>
         <w:fldChar w:fldCharType="separate"/>
       </w:r>
       <w:r>
@@ -1532,11 +1448,6 @@
           <w:caps/>
         </w:rPr>
         <w:instrText xml:space="preserve"> HYPERLINK  \l "_ОТВЕТЫ_НА_ВОПРОСЫ" </w:instrText>
-      </w:r>
-      <w:r>
-        <w:rPr>
-          <w:caps/>
-        </w:rPr>
       </w:r>
       <w:r>
         <w:rPr>
@@ -1634,8 +1545,6 @@
       <w:r>
         <w:fldChar w:fldCharType="end"/>
       </w:r>
-      <w:bookmarkStart w:id="2" w:name="_GoBack"/>
-      <w:bookmarkEnd w:id="2"/>
     </w:p>
     <w:p>
       <w:pPr>
@@ -1680,7 +1589,6 @@
         </w:rPr>
         <w:t xml:space="preserve"> сформировать и закрепить навыки работы с реляционными базами данных на примере СУБД </w:t>
       </w:r>
-      <w:proofErr w:type="spellStart"/>
       <w:r>
         <w:rPr>
           <w:rFonts w:cs="Times New Roman"/>
@@ -1689,7 +1597,6 @@
         </w:rPr>
         <w:t>PostgreSQL</w:t>
       </w:r>
-      <w:proofErr w:type="spellEnd"/>
       <w:r>
         <w:rPr>
           <w:rFonts w:cs="Times New Roman"/>
@@ -1804,7 +1711,6 @@
         <w:ind w:firstLine="0"/>
         <w:rPr>
           <w:i/>
-          <w:lang w:val="en-US"/>
         </w:rPr>
       </w:pPr>
       <w:r>
@@ -1859,14 +1765,12 @@
                 <w:b/>
               </w:rPr>
             </w:pPr>
-            <w:proofErr w:type="gramStart"/>
             <w:r>
               <w:rPr>
                 <w:b/>
               </w:rPr>
               <w:t>столбца</w:t>
             </w:r>
-            <w:proofErr w:type="gramEnd"/>
           </w:p>
         </w:tc>
         <w:tc>
@@ -1932,19 +1836,11 @@
                 <w:b/>
               </w:rPr>
             </w:pPr>
-            <w:proofErr w:type="gramStart"/>
             <w:r>
               <w:rPr>
                 <w:b/>
               </w:rPr>
-              <w:t>правило</w:t>
-            </w:r>
-            <w:proofErr w:type="gramEnd"/>
-            <w:r>
-              <w:rPr>
-                <w:b/>
-              </w:rPr>
-              <w:t>)</w:t>
+              <w:t>правило)</w:t>
             </w:r>
           </w:p>
         </w:tc>
@@ -1961,14 +1857,12 @@
                 <w:lang w:val="en-US"/>
               </w:rPr>
             </w:pPr>
-            <w:proofErr w:type="spellStart"/>
             <w:r>
               <w:rPr>
                 <w:lang w:val="en-US"/>
               </w:rPr>
               <w:t>id_request</w:t>
             </w:r>
-            <w:proofErr w:type="spellEnd"/>
           </w:p>
         </w:tc>
         <w:tc>
@@ -2021,36 +1915,23 @@
               <w:t xml:space="preserve">Уникальный </w:t>
             </w:r>
             <w:r>
-              <w:t xml:space="preserve">идентификатор </w:t>
-            </w:r>
-            <w:r>
-              <w:t>заявки</w:t>
-            </w:r>
-            <w:r>
-              <w:t>,</w:t>
+              <w:t>идентификатор заявки,</w:t>
             </w:r>
           </w:p>
           <w:p>
             <w:pPr>
               <w:pStyle w:val="aa"/>
             </w:pPr>
-            <w:proofErr w:type="gramStart"/>
             <w:r>
               <w:t>генерируется</w:t>
             </w:r>
-            <w:proofErr w:type="gramEnd"/>
           </w:p>
           <w:p>
             <w:pPr>
               <w:pStyle w:val="aa"/>
             </w:pPr>
-            <w:proofErr w:type="gramStart"/>
-            <w:r>
-              <w:t>автоматически</w:t>
-            </w:r>
-            <w:proofErr w:type="gramEnd"/>
-            <w:r>
-              <w:t>.</w:t>
+            <w:r>
+              <w:t>автоматически.</w:t>
             </w:r>
           </w:p>
         </w:tc>
@@ -2067,14 +1948,12 @@
                 <w:lang w:val="en-US"/>
               </w:rPr>
             </w:pPr>
-            <w:proofErr w:type="spellStart"/>
             <w:r>
               <w:rPr>
                 <w:lang w:val="en-US"/>
               </w:rPr>
               <w:t>id_app_user</w:t>
             </w:r>
-            <w:proofErr w:type="spellEnd"/>
           </w:p>
         </w:tc>
         <w:tc>
@@ -2111,21 +1990,7 @@
               <w:rPr>
                 <w:lang w:val="en-US"/>
               </w:rPr>
-              <w:t>FOREIGN KEY (</w:t>
-            </w:r>
-            <w:proofErr w:type="spellStart"/>
-            <w:r>
-              <w:rPr>
-                <w:lang w:val="en-US"/>
-              </w:rPr>
-              <w:t>app_user</w:t>
-            </w:r>
-            <w:proofErr w:type="spellEnd"/>
-            <w:r>
-              <w:rPr>
-                <w:lang w:val="en-US"/>
-              </w:rPr>
-              <w:t>)</w:t>
+              <w:t>FOREIGN KEY (app_user)</w:t>
             </w:r>
           </w:p>
         </w:tc>
@@ -2141,27 +2006,18 @@
               <w:t>Ссылка</w:t>
             </w:r>
             <w:r>
-              <w:rPr>
-                <w:lang w:val="en-US"/>
-              </w:rPr>
               <w:t xml:space="preserve"> </w:t>
             </w:r>
             <w:r>
               <w:t>на</w:t>
             </w:r>
             <w:r>
-              <w:rPr>
-                <w:lang w:val="en-US"/>
-              </w:rPr>
               <w:t xml:space="preserve"> </w:t>
             </w:r>
             <w:r>
               <w:t>пользователя</w:t>
             </w:r>
             <w:r>
-              <w:rPr>
-                <w:lang w:val="en-US"/>
-              </w:rPr>
               <w:t xml:space="preserve">. </w:t>
             </w:r>
             <w:r>
@@ -2182,14 +2038,12 @@
                 <w:lang w:val="en-US"/>
               </w:rPr>
             </w:pPr>
-            <w:proofErr w:type="spellStart"/>
             <w:r>
               <w:rPr>
                 <w:lang w:val="en-US"/>
               </w:rPr>
               <w:t>id_transaction</w:t>
             </w:r>
-            <w:proofErr w:type="spellEnd"/>
           </w:p>
         </w:tc>
         <w:tc>
@@ -2226,13 +2080,7 @@
               <w:rPr>
                 <w:lang w:val="en-US"/>
               </w:rPr>
-              <w:t>FOREIGN KEY</w:t>
-            </w:r>
-            <w:r>
-              <w:rPr>
-                <w:lang w:val="en-US"/>
-              </w:rPr>
-              <w:t xml:space="preserve"> (transaction)</w:t>
+              <w:t>FOREIGN KEY (transaction)</w:t>
             </w:r>
           </w:p>
         </w:tc>
@@ -2248,27 +2096,18 @@
               <w:t>Ссылка</w:t>
             </w:r>
             <w:r>
-              <w:rPr>
-                <w:lang w:val="en-US"/>
-              </w:rPr>
               <w:t xml:space="preserve"> </w:t>
             </w:r>
             <w:r>
               <w:t>на</w:t>
             </w:r>
             <w:r>
-              <w:rPr>
-                <w:lang w:val="en-US"/>
-              </w:rPr>
               <w:t xml:space="preserve"> </w:t>
             </w:r>
             <w:r>
               <w:t>транзакцию</w:t>
             </w:r>
             <w:r>
-              <w:rPr>
-                <w:lang w:val="en-US"/>
-              </w:rPr>
               <w:t xml:space="preserve">. </w:t>
             </w:r>
             <w:r>
@@ -2374,19 +2213,7 @@
         <w:rPr>
           <w:i/>
         </w:rPr>
-        <w:t>Т</w:t>
-      </w:r>
-      <w:r>
-        <w:rPr>
-          <w:i/>
-        </w:rPr>
-        <w:t>аблица 2</w:t>
-      </w:r>
-      <w:r>
-        <w:rPr>
-          <w:i/>
-        </w:rPr>
-        <w:t xml:space="preserve">. Описание ограничений для таблицы </w:t>
+        <w:t xml:space="preserve">Таблица 2. Описание ограничений для таблицы </w:t>
       </w:r>
       <w:r>
         <w:rPr>
@@ -2447,14 +2274,12 @@
                 <w:b/>
               </w:rPr>
             </w:pPr>
-            <w:proofErr w:type="gramStart"/>
             <w:r>
               <w:rPr>
                 <w:b/>
               </w:rPr>
               <w:t>столбца</w:t>
             </w:r>
-            <w:proofErr w:type="gramEnd"/>
           </w:p>
         </w:tc>
         <w:tc>
@@ -2520,19 +2345,11 @@
                 <w:b/>
               </w:rPr>
             </w:pPr>
-            <w:proofErr w:type="gramStart"/>
             <w:r>
               <w:rPr>
                 <w:b/>
               </w:rPr>
-              <w:t>правило</w:t>
-            </w:r>
-            <w:proofErr w:type="gramEnd"/>
-            <w:r>
-              <w:rPr>
-                <w:b/>
-              </w:rPr>
-              <w:t>)</w:t>
+              <w:t>правило)</w:t>
             </w:r>
           </w:p>
         </w:tc>
@@ -2546,20 +2363,12 @@
             <w:pPr>
               <w:pStyle w:val="aa"/>
             </w:pPr>
-            <w:proofErr w:type="spellStart"/>
             <w:r>
               <w:rPr>
                 <w:lang w:val="en-US"/>
               </w:rPr>
-              <w:t>id_</w:t>
-            </w:r>
-            <w:r>
-              <w:rPr>
-                <w:lang w:val="en-US"/>
-              </w:rPr>
-              <w:t>app_user</w:t>
-            </w:r>
-            <w:proofErr w:type="spellEnd"/>
+              <w:t>id_app_user</w:t>
+            </w:r>
           </w:p>
         </w:tc>
         <w:tc>
@@ -2616,23 +2425,16 @@
             <w:pPr>
               <w:pStyle w:val="aa"/>
             </w:pPr>
-            <w:proofErr w:type="gramStart"/>
             <w:r>
               <w:t>генерируется</w:t>
             </w:r>
-            <w:proofErr w:type="gramEnd"/>
           </w:p>
           <w:p>
             <w:pPr>
               <w:pStyle w:val="aa"/>
             </w:pPr>
-            <w:proofErr w:type="gramStart"/>
-            <w:r>
-              <w:t>автоматически</w:t>
-            </w:r>
-            <w:proofErr w:type="gramEnd"/>
-            <w:r>
-              <w:t>.</w:t>
+            <w:r>
+              <w:t>автоматически.</w:t>
             </w:r>
           </w:p>
         </w:tc>
@@ -2649,14 +2451,12 @@
                 <w:lang w:val="en-US"/>
               </w:rPr>
             </w:pPr>
-            <w:proofErr w:type="spellStart"/>
             <w:r>
               <w:rPr>
                 <w:lang w:val="en-US"/>
               </w:rPr>
               <w:t>personal_data</w:t>
             </w:r>
-            <w:proofErr w:type="spellEnd"/>
           </w:p>
         </w:tc>
         <w:tc>
@@ -2704,9 +2504,6 @@
           <w:p>
             <w:pPr>
               <w:pStyle w:val="aa"/>
-              <w:rPr>
-                <w:lang w:val="en-US"/>
-              </w:rPr>
             </w:pPr>
             <w:r>
               <w:t xml:space="preserve">Личная информация пользователя. Для использования приложения пользователь обязан ввести </w:t>
@@ -2762,7 +2559,8 @@
       </w:pPr>
       <w:r>
         <w:rPr>
-          <w:lang w:val="en-US"/>
+          <w:noProof/>
+          <w:lang w:eastAsia="ru-RU"/>
         </w:rPr>
         <w:drawing>
           <wp:inline distT="0" distB="0" distL="0" distR="0" wp14:anchorId="12E049CC" wp14:editId="1609FC1C">
@@ -2885,7 +2683,8 @@
       </w:pPr>
       <w:r>
         <w:rPr>
-          <w:lang w:val="en-US"/>
+          <w:noProof/>
+          <w:lang w:eastAsia="ru-RU"/>
         </w:rPr>
         <w:drawing>
           <wp:inline distT="0" distB="0" distL="0" distR="0" wp14:anchorId="795E7060" wp14:editId="7E5D1955">
@@ -2963,6 +2762,10 @@
         <w:jc w:val="center"/>
       </w:pPr>
       <w:r>
+        <w:rPr>
+          <w:noProof/>
+          <w:lang w:eastAsia="ru-RU"/>
+        </w:rPr>
         <w:drawing>
           <wp:inline distT="0" distB="0" distL="0" distR="0" wp14:anchorId="21D8DFD1" wp14:editId="4AEB53FD">
             <wp:extent cx="4149306" cy="2647927"/>
@@ -3035,6 +2838,10 @@
         </w:rPr>
       </w:pPr>
       <w:r>
+        <w:rPr>
+          <w:noProof/>
+          <w:lang w:eastAsia="ru-RU"/>
+        </w:rPr>
         <w:lastRenderedPageBreak/>
         <w:drawing>
           <wp:inline distT="0" distB="0" distL="0" distR="0" wp14:anchorId="17AAB0CD" wp14:editId="2BD09E9C">
@@ -3102,7 +2909,8 @@
       </w:pPr>
       <w:r>
         <w:rPr>
-          <w:lang w:val="en-US"/>
+          <w:noProof/>
+          <w:lang w:eastAsia="ru-RU"/>
         </w:rPr>
         <w:drawing>
           <wp:inline distT="0" distB="0" distL="0" distR="0" wp14:anchorId="71493516" wp14:editId="025386D1">
@@ -3170,7 +2978,8 @@
       </w:pPr>
       <w:r>
         <w:rPr>
-          <w:lang w:val="en-US"/>
+          <w:noProof/>
+          <w:lang w:eastAsia="ru-RU"/>
         </w:rPr>
         <w:drawing>
           <wp:inline distT="0" distB="0" distL="0" distR="0" wp14:anchorId="3DC11CCD" wp14:editId="63205D87">
@@ -3238,7 +3047,8 @@
       </w:pPr>
       <w:r>
         <w:rPr>
-          <w:lang w:val="en-US"/>
+          <w:noProof/>
+          <w:lang w:eastAsia="ru-RU"/>
         </w:rPr>
         <w:lastRenderedPageBreak/>
         <w:drawing>
@@ -3286,7 +3096,6 @@
         <w:rPr>
           <w:sz w:val="24"/>
           <w:szCs w:val="24"/>
-          <w:lang w:val="en-US"/>
         </w:rPr>
       </w:pPr>
       <w:r>
@@ -3378,7 +3187,8 @@
       </w:pPr>
       <w:r>
         <w:rPr>
-          <w:lang w:val="en-US"/>
+          <w:noProof/>
+          <w:lang w:eastAsia="ru-RU"/>
         </w:rPr>
         <w:drawing>
           <wp:inline distT="0" distB="0" distL="0" distR="0" wp14:anchorId="5F3C2B7A" wp14:editId="5AF65122">
@@ -3451,7 +3261,8 @@
       </w:pPr>
       <w:r>
         <w:rPr>
-          <w:lang w:val="en-US"/>
+          <w:noProof/>
+          <w:lang w:eastAsia="ru-RU"/>
         </w:rPr>
         <w:lastRenderedPageBreak/>
         <w:drawing>
@@ -3499,7 +3310,6 @@
         <w:rPr>
           <w:sz w:val="24"/>
           <w:szCs w:val="24"/>
-          <w:lang w:val="en-US"/>
         </w:rPr>
       </w:pPr>
       <w:r>
@@ -3581,6 +3391,10 @@
         </w:rPr>
       </w:pPr>
       <w:r>
+        <w:rPr>
+          <w:noProof/>
+          <w:lang w:eastAsia="ru-RU"/>
+        </w:rPr>
         <w:drawing>
           <wp:inline distT="0" distB="0" distL="0" distR="0" wp14:anchorId="3174E974" wp14:editId="4760C479">
             <wp:extent cx="2708694" cy="2332026"/>
@@ -3635,7 +3449,6 @@
         </w:rPr>
         <w:t xml:space="preserve">Рисунок 10 – Сортировка по возрастанию (ключевое слово - </w:t>
       </w:r>
-      <w:proofErr w:type="spellStart"/>
       <w:r>
         <w:rPr>
           <w:sz w:val="24"/>
@@ -3644,7 +3457,6 @@
         </w:rPr>
         <w:t>asc</w:t>
       </w:r>
-      <w:proofErr w:type="spellEnd"/>
       <w:r>
         <w:rPr>
           <w:sz w:val="24"/>
@@ -3664,7 +3476,8 @@
       </w:pPr>
       <w:r>
         <w:rPr>
-          <w:lang w:val="en-US"/>
+          <w:noProof/>
+          <w:lang w:eastAsia="ru-RU"/>
         </w:rPr>
         <w:drawing>
           <wp:inline distT="0" distB="0" distL="0" distR="0" wp14:anchorId="7031AB06" wp14:editId="03D26BC1">
@@ -3740,7 +3553,6 @@
         </w:rPr>
         <w:t xml:space="preserve">(ключевое слово - </w:t>
       </w:r>
-      <w:proofErr w:type="spellStart"/>
       <w:r>
         <w:rPr>
           <w:sz w:val="24"/>
@@ -3757,7 +3569,6 @@
         </w:rPr>
         <w:t>sc</w:t>
       </w:r>
-      <w:proofErr w:type="spellEnd"/>
       <w:r>
         <w:rPr>
           <w:sz w:val="24"/>
@@ -3777,7 +3588,8 @@
       </w:pPr>
       <w:r>
         <w:rPr>
-          <w:lang w:val="en-US"/>
+          <w:noProof/>
+          <w:lang w:eastAsia="ru-RU"/>
         </w:rPr>
         <w:lastRenderedPageBreak/>
         <w:drawing>
@@ -3834,7 +3646,6 @@
         </w:rPr>
         <w:t xml:space="preserve">Рисунок 12 – Комбинация сортировок </w:t>
       </w:r>
-      <w:proofErr w:type="spellStart"/>
       <w:r>
         <w:rPr>
           <w:sz w:val="24"/>
@@ -3843,7 +3654,6 @@
         </w:rPr>
         <w:t>desc</w:t>
       </w:r>
-      <w:proofErr w:type="spellEnd"/>
       <w:r>
         <w:rPr>
           <w:sz w:val="24"/>
@@ -3851,7 +3661,6 @@
         </w:rPr>
         <w:t xml:space="preserve"> и </w:t>
       </w:r>
-      <w:proofErr w:type="spellStart"/>
       <w:r>
         <w:rPr>
           <w:sz w:val="24"/>
@@ -3860,7 +3669,6 @@
         </w:rPr>
         <w:t>asc</w:t>
       </w:r>
-      <w:proofErr w:type="spellEnd"/>
     </w:p>
     <w:p>
       <w:pPr>
@@ -3874,9 +3682,10 @@
       </w:pPr>
       <w:r>
         <w:rPr>
+          <w:noProof/>
           <w:sz w:val="24"/>
           <w:szCs w:val="24"/>
-          <w:lang w:val="en-US"/>
+          <w:lang w:eastAsia="ru-RU"/>
         </w:rPr>
         <w:drawing>
           <wp:inline distT="0" distB="0" distL="0" distR="0" wp14:anchorId="5D500F61" wp14:editId="276C71BC">
@@ -3923,7 +3732,6 @@
         <w:rPr>
           <w:sz w:val="24"/>
           <w:szCs w:val="24"/>
-          <w:lang w:val="en-US"/>
         </w:rPr>
       </w:pPr>
       <w:r>
@@ -3931,42 +3739,31 @@
           <w:sz w:val="24"/>
           <w:szCs w:val="24"/>
         </w:rPr>
-        <w:t xml:space="preserve">Рисунок 13 - </w:t>
+        <w:t xml:space="preserve">Рисунок 13 - Комбинация сортировок </w:t>
       </w:r>
       <w:r>
         <w:rPr>
           <w:sz w:val="24"/>
           <w:szCs w:val="24"/>
-        </w:rPr>
-        <w:t xml:space="preserve">Комбинация сортировок </w:t>
-      </w:r>
-      <w:proofErr w:type="spellStart"/>
+          <w:lang w:val="en-US"/>
+        </w:rPr>
+        <w:t>desc</w:t>
+      </w:r>
       <w:r>
         <w:rPr>
           <w:sz w:val="24"/>
           <w:szCs w:val="24"/>
+        </w:rPr>
+        <w:t xml:space="preserve"> и </w:t>
+      </w:r>
+      <w:r>
+        <w:rPr>
+          <w:sz w:val="24"/>
+          <w:szCs w:val="24"/>
           <w:lang w:val="en-US"/>
         </w:rPr>
         <w:t>desc</w:t>
       </w:r>
-      <w:proofErr w:type="spellEnd"/>
-      <w:r>
-        <w:rPr>
-          <w:sz w:val="24"/>
-          <w:szCs w:val="24"/>
-        </w:rPr>
-        <w:t xml:space="preserve"> и </w:t>
-      </w:r>
-      <w:proofErr w:type="spellStart"/>
-      <w:r>
-        <w:rPr>
-          <w:sz w:val="24"/>
-          <w:szCs w:val="24"/>
-          <w:lang w:val="en-US"/>
-        </w:rPr>
-        <w:t>desc</w:t>
-      </w:r>
-      <w:proofErr w:type="spellEnd"/>
     </w:p>
     <w:p>
       <w:r>
@@ -4070,6 +3867,10 @@
         <w:jc w:val="center"/>
       </w:pPr>
       <w:r>
+        <w:rPr>
+          <w:noProof/>
+          <w:lang w:eastAsia="ru-RU"/>
+        </w:rPr>
         <w:lastRenderedPageBreak/>
         <w:drawing>
           <wp:inline distT="0" distB="0" distL="0" distR="0" wp14:anchorId="2FC44DFA" wp14:editId="77DA3A3E">
@@ -4155,6 +3956,10 @@
         <w:jc w:val="center"/>
       </w:pPr>
       <w:r>
+        <w:rPr>
+          <w:noProof/>
+          <w:lang w:eastAsia="ru-RU"/>
+        </w:rPr>
         <w:drawing>
           <wp:inline distT="0" distB="0" distL="0" distR="0" wp14:anchorId="7829640F" wp14:editId="63B2C031">
             <wp:extent cx="3873260" cy="3890137"/>
@@ -4315,7 +4120,6 @@
         </w:rPr>
         <w:t>null</w:t>
       </w:r>
-      <w:proofErr w:type="gramStart"/>
       <w:r>
         <w:t xml:space="preserve">. </w:t>
       </w:r>
@@ -4325,7 +4129,6 @@
         </w:rPr>
         <w:t>primary</w:t>
       </w:r>
-      <w:proofErr w:type="gramEnd"/>
       <w:r>
         <w:t xml:space="preserve"> </w:t>
       </w:r>
@@ -4415,6 +4218,9 @@
           <w:ilvl w:val="0"/>
           <w:numId w:val="3"/>
         </w:numPr>
+        <w:rPr>
+          <w:lang w:val="en-US"/>
+        </w:rPr>
       </w:pPr>
       <w:r>
         <w:rPr>
@@ -4423,6 +4229,9 @@
         <w:t>from</w:t>
       </w:r>
       <w:r>
+        <w:rPr>
+          <w:lang w:val="en-US"/>
+        </w:rPr>
         <w:t xml:space="preserve"> </w:t>
       </w:r>
       <w:r>
@@ -4432,6 +4241,9 @@
         <w:sym w:font="Symbol" w:char="F0AE"/>
       </w:r>
       <w:r>
+        <w:rPr>
+          <w:lang w:val="en-US"/>
+        </w:rPr>
         <w:t xml:space="preserve"> </w:t>
       </w:r>
       <w:r>
@@ -4441,6 +4253,9 @@
         <w:t>where</w:t>
       </w:r>
       <w:r>
+        <w:rPr>
+          <w:lang w:val="en-US"/>
+        </w:rPr>
         <w:t xml:space="preserve"> </w:t>
       </w:r>
       <w:r>
@@ -4450,6 +4265,9 @@
         <w:sym w:font="Symbol" w:char="F0AE"/>
       </w:r>
       <w:r>
+        <w:rPr>
+          <w:lang w:val="en-US"/>
+        </w:rPr>
         <w:t xml:space="preserve"> </w:t>
       </w:r>
       <w:r>
@@ -4459,6 +4277,9 @@
         <w:t>group</w:t>
       </w:r>
       <w:r>
+        <w:rPr>
+          <w:lang w:val="en-US"/>
+        </w:rPr>
         <w:t xml:space="preserve"> </w:t>
       </w:r>
       <w:r>
@@ -4468,6 +4289,9 @@
         <w:t>by</w:t>
       </w:r>
       <w:r>
+        <w:rPr>
+          <w:lang w:val="en-US"/>
+        </w:rPr>
         <w:t xml:space="preserve"> </w:t>
       </w:r>
       <w:r>
@@ -4477,6 +4301,9 @@
         <w:sym w:font="Symbol" w:char="F0AE"/>
       </w:r>
       <w:r>
+        <w:rPr>
+          <w:lang w:val="en-US"/>
+        </w:rPr>
         <w:t xml:space="preserve"> </w:t>
       </w:r>
       <w:r>
@@ -4486,6 +4313,9 @@
         <w:t>having</w:t>
       </w:r>
       <w:r>
+        <w:rPr>
+          <w:lang w:val="en-US"/>
+        </w:rPr>
         <w:t xml:space="preserve"> </w:t>
       </w:r>
       <w:r>
@@ -4495,6 +4325,9 @@
         <w:sym w:font="Symbol" w:char="F0AE"/>
       </w:r>
       <w:r>
+        <w:rPr>
+          <w:lang w:val="en-US"/>
+        </w:rPr>
         <w:t xml:space="preserve"> </w:t>
       </w:r>
       <w:r>
@@ -4504,6 +4337,9 @@
         <w:t>select</w:t>
       </w:r>
       <w:r>
+        <w:rPr>
+          <w:lang w:val="en-US"/>
+        </w:rPr>
         <w:t xml:space="preserve"> </w:t>
       </w:r>
       <w:r>
@@ -4513,6 +4349,9 @@
         <w:sym w:font="Symbol" w:char="F0AE"/>
       </w:r>
       <w:r>
+        <w:rPr>
+          <w:lang w:val="en-US"/>
+        </w:rPr>
         <w:t xml:space="preserve"> </w:t>
       </w:r>
       <w:r>
@@ -4522,6 +4361,9 @@
         <w:t>order</w:t>
       </w:r>
       <w:r>
+        <w:rPr>
+          <w:lang w:val="en-US"/>
+        </w:rPr>
         <w:t xml:space="preserve"> </w:t>
       </w:r>
       <w:r>
@@ -4531,6 +4373,9 @@
         <w:t>by</w:t>
       </w:r>
       <w:r>
+        <w:rPr>
+          <w:lang w:val="en-US"/>
+        </w:rPr>
         <w:t>;</w:t>
       </w:r>
     </w:p>
@@ -6354,7 +6199,7 @@
 </file>
 
 <file path=customXml/itemProps1.xml><?xml version="1.0" encoding="utf-8"?>
-<ds:datastoreItem xmlns:ds="http://schemas.openxmlformats.org/officeDocument/2006/customXml" ds:itemID="{54327A79-0E69-49DB-8CE6-01CC030415BC}">
+<ds:datastoreItem xmlns:ds="http://schemas.openxmlformats.org/officeDocument/2006/customXml" ds:itemID="{9DCEFABA-055C-426D-A84A-0303B988A0D4}">
   <ds:schemaRefs>
     <ds:schemaRef ds:uri="http://schemas.openxmlformats.org/officeDocument/2006/bibliography"/>
   </ds:schemaRefs>
